--- a/dist/exports/redox-reactions_revision_notes.docx
+++ b/dist/exports/redox-reactions_revision_notes.docx
@@ -189,7 +189,7 @@
                 <w:color w:val="2D3748"/>
                 <w:sz w:val="19"/>
               </w:rPr>
-              <w:t>Redox Reactions - Core Application</w:t>
+              <w:t>Redox Reactions — Applied Cases, Reactions &amp; Traps</w:t>
             </w:r>
           </w:p>
         </w:tc>
@@ -209,7 +209,7 @@
               <w:rPr>
                 <w:sz w:val="19"/>
               </w:rPr>
-              <w:t>71 PYQs</w:t>
+              <w:t>49 PYQs</w:t>
             </w:r>
           </w:p>
         </w:tc>
@@ -230,7 +230,181 @@
                 <w:color w:val="718096"/>
                 <w:sz w:val="19"/>
               </w:rPr>
-              <w:t>General Concept</w:t>
+              <w:t>Applied Topics</w:t>
+            </w:r>
+          </w:p>
+        </w:tc>
+      </w:tr>
+      <w:tr>
+        <w:tc>
+          <w:tcPr>
+            <w:tcW w:type="dxa" w:w="2160"/>
+            <w:shd w:fill="FFFFFF"/>
+            <w:tcMar>
+              <w:top w:w="80" w:type="dxa"/>
+              <w:bottom w:w="80" w:type="dxa"/>
+              <w:left w:w="150" w:type="dxa"/>
+              <w:right w:w="150" w:type="dxa"/>
+            </w:tcMar>
+          </w:tcPr>
+          <w:p>
+            <w:r>
+              <w:rPr>
+                <w:b/>
+                <w:color w:val="C53030"/>
+                <w:sz w:val="19"/>
+              </w:rPr>
+              <w:t>Very High</w:t>
+            </w:r>
+          </w:p>
+        </w:tc>
+        <w:tc>
+          <w:tcPr>
+            <w:tcW w:type="dxa" w:w="4320"/>
+            <w:shd w:fill="FFFFFF"/>
+            <w:tcMar>
+              <w:top w:w="80" w:type="dxa"/>
+              <w:bottom w:w="80" w:type="dxa"/>
+              <w:left w:w="150" w:type="dxa"/>
+              <w:right w:w="150" w:type="dxa"/>
+            </w:tcMar>
+          </w:tcPr>
+          <w:p>
+            <w:r>
+              <w:rPr>
+                <w:b/>
+                <w:color w:val="2D3748"/>
+                <w:sz w:val="19"/>
+              </w:rPr>
+              <w:t>Redox Reactions — Standard Calculations &amp; Problem Archetypes</w:t>
+            </w:r>
+          </w:p>
+        </w:tc>
+        <w:tc>
+          <w:tcPr>
+            <w:tcW w:type="dxa" w:w="1728"/>
+            <w:shd w:fill="FFFFFF"/>
+            <w:tcMar>
+              <w:top w:w="80" w:type="dxa"/>
+              <w:bottom w:w="80" w:type="dxa"/>
+              <w:left w:w="150" w:type="dxa"/>
+              <w:right w:w="150" w:type="dxa"/>
+            </w:tcMar>
+          </w:tcPr>
+          <w:p>
+            <w:r>
+              <w:rPr>
+                <w:sz w:val="19"/>
+              </w:rPr>
+              <w:t>27 PYQs</w:t>
+            </w:r>
+          </w:p>
+        </w:tc>
+        <w:tc>
+          <w:tcPr>
+            <w:tcW w:type="dxa" w:w="1872"/>
+            <w:shd w:fill="FFFFFF"/>
+            <w:tcMar>
+              <w:top w:w="80" w:type="dxa"/>
+              <w:bottom w:w="80" w:type="dxa"/>
+              <w:left w:w="150" w:type="dxa"/>
+              <w:right w:w="150" w:type="dxa"/>
+            </w:tcMar>
+          </w:tcPr>
+          <w:p>
+            <w:r>
+              <w:rPr>
+                <w:color w:val="718096"/>
+                <w:sz w:val="19"/>
+              </w:rPr>
+              <w:t>Quantitative Analysis</w:t>
+            </w:r>
+          </w:p>
+        </w:tc>
+      </w:tr>
+      <w:tr>
+        <w:tc>
+          <w:tcPr>
+            <w:tcW w:type="dxa" w:w="2160"/>
+            <w:shd w:fill="F7FAFC"/>
+            <w:tcMar>
+              <w:top w:w="80" w:type="dxa"/>
+              <w:bottom w:w="80" w:type="dxa"/>
+              <w:left w:w="150" w:type="dxa"/>
+              <w:right w:w="150" w:type="dxa"/>
+            </w:tcMar>
+          </w:tcPr>
+          <w:p>
+            <w:r>
+              <w:rPr>
+                <w:b/>
+                <w:color w:val="2B6CB0"/>
+                <w:sz w:val="19"/>
+              </w:rPr>
+              <w:t>High</w:t>
+            </w:r>
+          </w:p>
+        </w:tc>
+        <w:tc>
+          <w:tcPr>
+            <w:tcW w:type="dxa" w:w="4320"/>
+            <w:shd w:fill="F7FAFC"/>
+            <w:tcMar>
+              <w:top w:w="80" w:type="dxa"/>
+              <w:bottom w:w="80" w:type="dxa"/>
+              <w:left w:w="150" w:type="dxa"/>
+              <w:right w:w="150" w:type="dxa"/>
+            </w:tcMar>
+          </w:tcPr>
+          <w:p>
+            <w:r>
+              <w:rPr>
+                <w:b/>
+                <w:color w:val="2D3748"/>
+                <w:sz w:val="19"/>
+              </w:rPr>
+              <w:t>Redox Reactions — Core Principles &amp; Governing Laws</w:t>
+            </w:r>
+          </w:p>
+        </w:tc>
+        <w:tc>
+          <w:tcPr>
+            <w:tcW w:type="dxa" w:w="1728"/>
+            <w:shd w:fill="F7FAFC"/>
+            <w:tcMar>
+              <w:top w:w="80" w:type="dxa"/>
+              <w:bottom w:w="80" w:type="dxa"/>
+              <w:left w:w="150" w:type="dxa"/>
+              <w:right w:w="150" w:type="dxa"/>
+            </w:tcMar>
+          </w:tcPr>
+          <w:p>
+            <w:r>
+              <w:rPr>
+                <w:sz w:val="19"/>
+              </w:rPr>
+              <w:t>9 PYQs</w:t>
+            </w:r>
+          </w:p>
+        </w:tc>
+        <w:tc>
+          <w:tcPr>
+            <w:tcW w:type="dxa" w:w="1872"/>
+            <w:shd w:fill="F7FAFC"/>
+            <w:tcMar>
+              <w:top w:w="80" w:type="dxa"/>
+              <w:bottom w:w="80" w:type="dxa"/>
+              <w:left w:w="150" w:type="dxa"/>
+              <w:right w:w="150" w:type="dxa"/>
+            </w:tcMar>
+          </w:tcPr>
+          <w:p>
+            <w:r>
+              <w:rPr>
+                <w:color w:val="718096"/>
+                <w:sz w:val="19"/>
+              </w:rPr>
+              <w:t>Core Principle</w:t>
             </w:r>
           </w:p>
         </w:tc>
@@ -311,6 +485,144 @@
           </w:p>
         </w:tc>
       </w:tr>
+      <w:tr>
+        <w:tc>
+          <w:tcPr>
+            <w:tcW w:type="dxa" w:w="3600"/>
+            <w:shd w:fill="F7FAFC"/>
+            <w:tcMar>
+              <w:top w:w="100" w:type="dxa"/>
+              <w:bottom w:w="100" w:type="dxa"/>
+              <w:left w:w="150" w:type="dxa"/>
+              <w:right w:w="150" w:type="dxa"/>
+            </w:tcMar>
+          </w:tcPr>
+          <w:p>
+            <w:r>
+              <w:rPr>
+                <w:b/>
+                <w:color w:val="1A365D"/>
+                <w:sz w:val="19"/>
+              </w:rPr>
+              <w:t>Redox Reactions — Applied Cases, Reactions &amp; Traps</w:t>
+            </w:r>
+          </w:p>
+        </w:tc>
+        <w:tc>
+          <w:tcPr>
+            <w:tcW w:type="dxa" w:w="6480"/>
+            <w:shd w:fill="F7FAFC"/>
+            <w:tcMar>
+              <w:top w:w="100" w:type="dxa"/>
+              <w:bottom w:w="100" w:type="dxa"/>
+              <w:left w:w="150" w:type="dxa"/>
+              <w:right w:w="150" w:type="dxa"/>
+            </w:tcMar>
+          </w:tcPr>
+          <w:p>
+            <w:r>
+              <w:rPr>
+                <w:rFonts w:ascii="Cambria Math" w:hAnsi="Cambria Math"/>
+                <w:color w:val="2D3748"/>
+                <w:sz w:val="19"/>
+              </w:rPr>
+              <w:t>H_{2}O_{2},ClO_{3}^{-},P_{4},Cl_{2},Cu^{+1},NO_{2}, \quad \mathrm{K}_2 \mathrm{Cr}_2 \mathrm{O}_7, \quad 2IO_{3}^{-}+xI^{-}+12H^{+} \rightarrow 6I_{2}+6H_{2}O</w:t>
+            </w:r>
+          </w:p>
+        </w:tc>
+      </w:tr>
+      <w:tr>
+        <w:tc>
+          <w:tcPr>
+            <w:tcW w:type="dxa" w:w="3600"/>
+            <w:shd w:fill="FFFFFF"/>
+            <w:tcMar>
+              <w:top w:w="100" w:type="dxa"/>
+              <w:bottom w:w="100" w:type="dxa"/>
+              <w:left w:w="150" w:type="dxa"/>
+              <w:right w:w="150" w:type="dxa"/>
+            </w:tcMar>
+          </w:tcPr>
+          <w:p>
+            <w:r>
+              <w:rPr>
+                <w:b/>
+                <w:color w:val="1A365D"/>
+                <w:sz w:val="19"/>
+              </w:rPr>
+              <w:t>Redox Reactions — Standard Calculations &amp; Problem Archetypes</w:t>
+            </w:r>
+          </w:p>
+        </w:tc>
+        <w:tc>
+          <w:tcPr>
+            <w:tcW w:type="dxa" w:w="6480"/>
+            <w:shd w:fill="FFFFFF"/>
+            <w:tcMar>
+              <w:top w:w="100" w:type="dxa"/>
+              <w:bottom w:w="100" w:type="dxa"/>
+              <w:left w:w="150" w:type="dxa"/>
+              <w:right w:w="150" w:type="dxa"/>
+            </w:tcMar>
+          </w:tcPr>
+          <w:p>
+            <w:r>
+              <w:rPr>
+                <w:rFonts w:ascii="Cambria Math" w:hAnsi="Cambria Math"/>
+                <w:color w:val="2D3748"/>
+                <w:sz w:val="19"/>
+              </w:rPr>
+              <w:t>\frac{10}{5}, \quad 2IO_{3}^{-}+xI^{-}+12H^{+} \rightarrow 6I_{2}+6H_{2}O, \quad KMnO_{4}</w:t>
+            </w:r>
+          </w:p>
+        </w:tc>
+      </w:tr>
+      <w:tr>
+        <w:tc>
+          <w:tcPr>
+            <w:tcW w:type="dxa" w:w="3600"/>
+            <w:shd w:fill="F7FAFC"/>
+            <w:tcMar>
+              <w:top w:w="100" w:type="dxa"/>
+              <w:bottom w:w="100" w:type="dxa"/>
+              <w:left w:w="150" w:type="dxa"/>
+              <w:right w:w="150" w:type="dxa"/>
+            </w:tcMar>
+          </w:tcPr>
+          <w:p>
+            <w:r>
+              <w:rPr>
+                <w:b/>
+                <w:color w:val="1A365D"/>
+                <w:sz w:val="19"/>
+              </w:rPr>
+              <w:t>Redox Reactions — Core Principles &amp; Governing Laws</w:t>
+            </w:r>
+          </w:p>
+        </w:tc>
+        <w:tc>
+          <w:tcPr>
+            <w:tcW w:type="dxa" w:w="6480"/>
+            <w:shd w:fill="F7FAFC"/>
+            <w:tcMar>
+              <w:top w:w="100" w:type="dxa"/>
+              <w:bottom w:w="100" w:type="dxa"/>
+              <w:left w:w="150" w:type="dxa"/>
+              <w:right w:w="150" w:type="dxa"/>
+            </w:tcMar>
+          </w:tcPr>
+          <w:p>
+            <w:r>
+              <w:rPr>
+                <w:rFonts w:ascii="Cambria Math" w:hAnsi="Cambria Math"/>
+                <w:color w:val="2D3748"/>
+                <w:sz w:val="19"/>
+              </w:rPr>
+              <w:t>=20ml, \quad Ca(OH)_{2}, \quad Sn^{4+},Sn^{2+},Pb^{2+},Tl^{3+},Pb^{4+},Tl^{+}</w:t>
+            </w:r>
+          </w:p>
+        </w:tc>
+      </w:tr>
     </w:tbl>
     <w:p>
       <w:pPr>
@@ -338,7 +650,7 @@
           <w:color w:val="2B6CB0"/>
           <w:sz w:val="24"/>
         </w:rPr>
-        <w:t>3.1 Redox Reactions - Core Application (Very High Yield — 71 PYQs)</w:t>
+        <w:t>3.1 Redox Reactions — Applied Cases, Reactions &amp; Traps (Very High Yield — 49 PYQs)</w:t>
       </w:r>
     </w:p>
     <w:p>
@@ -353,7 +665,7 @@
         <w:rPr>
           <w:sz w:val="20"/>
         </w:rPr>
-        <w:t>Key problem pattern in Redox Reactions.</w:t>
+        <w:t>Special cases, experimental observations, and conceptual traps designed to test deep understanding of Redox Reactions.</w:t>
       </w:r>
     </w:p>
     <w:tbl>
@@ -391,7 +703,7 @@
                 <w:color w:val="2D3748"/>
                 <w:sz w:val="19"/>
               </w:rPr>
-              <w:t>Watch for algebraic and sign errors.</w:t>
+              <w:t>Read questions carefully for keywords like 'incorrect', 'not true', or non-standard conditions.</w:t>
             </w:r>
           </w:p>
         </w:tc>
@@ -432,7 +744,7 @@
                 <w:color w:val="2D3748"/>
                 <w:sz w:val="19"/>
               </w:rPr>
-              <w:t>Verify dimensions and boundary conditions.</w:t>
+              <w:t>Elimination of extreme or unphysical answer choices improves accuracy in assertion-reason and multiple-statement questions.</w:t>
             </w:r>
           </w:p>
         </w:tc>
@@ -522,6 +834,422 @@
           <w:sz w:val="18"/>
         </w:rPr>
         <w:t xml:space="preserve">"Given below are two statements: Statement (I): Oxidising power of halogens decreases in the order F_2 &gt; Cl_2 &gt; Br_2 &gt; I_2, which is the ba..."  </w:t>
+      </w:r>
+      <w:r>
+        <w:rPr>
+          <w:b/>
+          <w:color w:val="2B6CB0"/>
+          <w:sz w:val="18"/>
+        </w:rPr>
+        <w:t>[Ans: N/A]</w:t>
+      </w:r>
+    </w:p>
+    <w:p>
+      <w:pPr>
+        <w:spacing w:after="120"/>
+      </w:pPr>
+    </w:p>
+    <w:p>
+      <w:pPr>
+        <w:pStyle w:val="Heading2"/>
+      </w:pPr>
+      <w:r>
+        <w:rPr>
+          <w:color w:val="2B6CB0"/>
+          <w:sz w:val="24"/>
+        </w:rPr>
+        <w:t>3.2 Redox Reactions — Standard Calculations &amp; Problem Archetypes (Very High Yield — 27 PYQs)</w:t>
+      </w:r>
+    </w:p>
+    <w:p>
+      <w:r>
+        <w:rPr>
+          <w:b/>
+          <w:sz w:val="20"/>
+        </w:rPr>
+        <w:t xml:space="preserve">Core Principle: </w:t>
+      </w:r>
+      <w:r>
+        <w:rPr>
+          <w:sz w:val="20"/>
+        </w:rPr>
+        <w:t>Quantitative numerical problem-solving techniques and standard question patterns frequently seen in Redox Reactions.</w:t>
+      </w:r>
+    </w:p>
+    <w:tbl>
+      <w:tblPr>
+        <w:tblW w:type="auto" w:w="0"/>
+        <w:jc w:val="center"/>
+        <w:tblLook w:firstColumn="1" w:firstRow="1" w:lastColumn="0" w:lastRow="0" w:noHBand="0" w:noVBand="1" w:val="04A0"/>
+      </w:tblPr>
+      <w:tblGrid>
+        <w:gridCol w:w="10080"/>
+      </w:tblGrid>
+      <w:tr>
+        <w:tc>
+          <w:tcPr>
+            <w:tcW w:type="dxa" w:w="10080"/>
+            <w:shd w:fill="FFF5F5"/>
+            <w:tcMar>
+              <w:top w:w="100" w:type="dxa"/>
+              <w:bottom w:w="100" w:type="dxa"/>
+              <w:left w:w="150" w:type="dxa"/>
+              <w:right w:w="150" w:type="dxa"/>
+            </w:tcMar>
+          </w:tcPr>
+          <w:p>
+            <w:r>
+              <w:rPr>
+                <w:b/>
+                <w:color w:val="C53030"/>
+                <w:sz w:val="19"/>
+              </w:rPr>
+              <w:t xml:space="preserve">⚠️ Common Trap / JEE Pitfall: </w:t>
+            </w:r>
+            <w:r>
+              <w:rPr>
+                <w:color w:val="2D3748"/>
+                <w:sz w:val="19"/>
+              </w:rPr>
+              <w:t>Watch for algebraic rounding, stoichiometric balancing, and boundary condition checks.</w:t>
+            </w:r>
+          </w:p>
+        </w:tc>
+      </w:tr>
+    </w:tbl>
+    <w:tbl>
+      <w:tblPr>
+        <w:tblW w:type="auto" w:w="0"/>
+        <w:jc w:val="center"/>
+        <w:tblLook w:firstColumn="1" w:firstRow="1" w:lastColumn="0" w:lastRow="0" w:noHBand="0" w:noVBand="1" w:val="04A0"/>
+      </w:tblPr>
+      <w:tblGrid>
+        <w:gridCol w:w="10080"/>
+      </w:tblGrid>
+      <w:tr>
+        <w:tc>
+          <w:tcPr>
+            <w:tcW w:type="dxa" w:w="10080"/>
+            <w:shd w:fill="F0FFF4"/>
+            <w:tcMar>
+              <w:top w:w="100" w:type="dxa"/>
+              <w:bottom w:w="100" w:type="dxa"/>
+              <w:left w:w="150" w:type="dxa"/>
+              <w:right w:w="150" w:type="dxa"/>
+            </w:tcMar>
+          </w:tcPr>
+          <w:p>
+            <w:r>
+              <w:rPr>
+                <w:b/>
+                <w:color w:val="276749"/>
+                <w:sz w:val="19"/>
+              </w:rPr>
+              <w:t xml:space="preserve">💡 Speed Hack / Trick: </w:t>
+            </w:r>
+            <w:r>
+              <w:rPr>
+                <w:color w:val="2D3748"/>
+                <w:sz w:val="19"/>
+              </w:rPr>
+              <w:t>Dimensional consistency checks and ratio comparisons can quickly eliminate incorrect options.</w:t>
+            </w:r>
+          </w:p>
+        </w:tc>
+      </w:tr>
+    </w:tbl>
+    <w:p>
+      <w:pPr>
+        <w:spacing w:before="120" w:after="40"/>
+      </w:pPr>
+      <w:r>
+        <w:rPr>
+          <w:b/>
+          <w:color w:val="1A365D"/>
+          <w:sz w:val="19"/>
+        </w:rPr>
+        <w:t>Source PYQs testing this concept:</w:t>
+      </w:r>
+    </w:p>
+    <w:p>
+      <w:pPr>
+        <w:pStyle w:val="ListBullet"/>
+        <w:spacing w:after="40"/>
+      </w:pPr>
+      <w:r>
+        <w:rPr>
+          <w:b/>
+          <w:sz w:val="18"/>
+        </w:rPr>
+        <w:t xml:space="preserve">[2026 Evening Shift] Q#3 (MCQ): </w:t>
+      </w:r>
+      <w:r>
+        <w:rPr>
+          <w:sz w:val="18"/>
+        </w:rPr>
+        <w:t xml:space="preserve">"One mole of Cl_2(~g) was passed into 2 L of cold 2 M KOH solution. After the reaction, the concentrations of $\mathrm{Cl..."  </w:t>
+      </w:r>
+      <w:r>
+        <w:rPr>
+          <w:b/>
+          <w:color w:val="2B6CB0"/>
+          <w:sz w:val="18"/>
+        </w:rPr>
+        <w:t>[Ans: N/A]</w:t>
+      </w:r>
+    </w:p>
+    <w:p>
+      <w:pPr>
+        <w:pStyle w:val="ListBullet"/>
+        <w:spacing w:after="40"/>
+      </w:pPr>
+      <w:r>
+        <w:rPr>
+          <w:b/>
+          <w:sz w:val="18"/>
+        </w:rPr>
+        <w:t xml:space="preserve">[2025 Evening Shift] Q#1 (MCQ): </w:t>
+      </w:r>
+      <w:r>
+        <w:rPr>
+          <w:sz w:val="18"/>
+        </w:rPr>
+        <w:t xml:space="preserve">"0.1 M solution of KI reacts with excess of H_(2)SO_(4) and KIO_(3) solutions. According to equation $5I^{-}+IO_{3}^{-}+6H^{+} \rightarro..."  </w:t>
+      </w:r>
+      <w:r>
+        <w:rPr>
+          <w:b/>
+          <w:color w:val="2B6CB0"/>
+          <w:sz w:val="18"/>
+        </w:rPr>
+        <w:t>[Ans: N/A]</w:t>
+      </w:r>
+    </w:p>
+    <w:p>
+      <w:pPr>
+        <w:pStyle w:val="ListBullet"/>
+        <w:spacing w:after="40"/>
+      </w:pPr>
+      <w:r>
+        <w:rPr>
+          <w:b/>
+          <w:sz w:val="18"/>
+        </w:rPr>
+        <w:t xml:space="preserve">[2025 Morning Shift] Q#2 (MCQ): </w:t>
+      </w:r>
+      <w:r>
+        <w:rPr>
+          <w:sz w:val="18"/>
+        </w:rPr>
+        <w:t xml:space="preserve">"Given below are two statements: Statement I: In the oxalic acid vs KMnO_(4) (in the presence of dil H_(2)SO_(4) ) titration the solution..."  </w:t>
+      </w:r>
+      <w:r>
+        <w:rPr>
+          <w:b/>
+          <w:color w:val="2B6CB0"/>
+          <w:sz w:val="18"/>
+        </w:rPr>
+        <w:t>[Ans: N/A]</w:t>
+      </w:r>
+    </w:p>
+    <w:p>
+      <w:pPr>
+        <w:spacing w:after="120"/>
+      </w:pPr>
+    </w:p>
+    <w:p>
+      <w:pPr>
+        <w:pStyle w:val="Heading2"/>
+      </w:pPr>
+      <w:r>
+        <w:rPr>
+          <w:color w:val="2B6CB0"/>
+          <w:sz w:val="24"/>
+        </w:rPr>
+        <w:t>3.3 Redox Reactions — Core Principles &amp; Governing Laws (High Yield — 9 PYQs)</w:t>
+      </w:r>
+    </w:p>
+    <w:p>
+      <w:r>
+        <w:rPr>
+          <w:b/>
+          <w:sz w:val="20"/>
+        </w:rPr>
+        <w:t xml:space="preserve">Core Principle: </w:t>
+      </w:r>
+      <w:r>
+        <w:rPr>
+          <w:sz w:val="20"/>
+        </w:rPr>
+        <w:t>Fundamental definitions, core postulates, and governing physical/chemical relations in Redox Reactions.</w:t>
+      </w:r>
+    </w:p>
+    <w:tbl>
+      <w:tblPr>
+        <w:tblW w:type="auto" w:w="0"/>
+        <w:jc w:val="center"/>
+        <w:tblLook w:firstColumn="1" w:firstRow="1" w:lastColumn="0" w:lastRow="0" w:noHBand="0" w:noVBand="1" w:val="04A0"/>
+      </w:tblPr>
+      <w:tblGrid>
+        <w:gridCol w:w="10080"/>
+      </w:tblGrid>
+      <w:tr>
+        <w:tc>
+          <w:tcPr>
+            <w:tcW w:type="dxa" w:w="10080"/>
+            <w:shd w:fill="FFF5F5"/>
+            <w:tcMar>
+              <w:top w:w="100" w:type="dxa"/>
+              <w:bottom w:w="100" w:type="dxa"/>
+              <w:left w:w="150" w:type="dxa"/>
+              <w:right w:w="150" w:type="dxa"/>
+            </w:tcMar>
+          </w:tcPr>
+          <w:p>
+            <w:r>
+              <w:rPr>
+                <w:b/>
+                <w:color w:val="C53030"/>
+                <w:sz w:val="19"/>
+              </w:rPr>
+              <w:t xml:space="preserve">⚠️ Common Trap / JEE Pitfall: </w:t>
+            </w:r>
+            <w:r>
+              <w:rPr>
+                <w:color w:val="2D3748"/>
+                <w:sz w:val="19"/>
+              </w:rPr>
+              <w:t>Carefully verify units, standard reference states, and sign conventions in Redox Reactions.</w:t>
+            </w:r>
+          </w:p>
+        </w:tc>
+      </w:tr>
+    </w:tbl>
+    <w:tbl>
+      <w:tblPr>
+        <w:tblW w:type="auto" w:w="0"/>
+        <w:jc w:val="center"/>
+        <w:tblLook w:firstColumn="1" w:firstRow="1" w:lastColumn="0" w:lastRow="0" w:noHBand="0" w:noVBand="1" w:val="04A0"/>
+      </w:tblPr>
+      <w:tblGrid>
+        <w:gridCol w:w="10080"/>
+      </w:tblGrid>
+      <w:tr>
+        <w:tc>
+          <w:tcPr>
+            <w:tcW w:type="dxa" w:w="10080"/>
+            <w:shd w:fill="F0FFF4"/>
+            <w:tcMar>
+              <w:top w:w="100" w:type="dxa"/>
+              <w:bottom w:w="100" w:type="dxa"/>
+              <w:left w:w="150" w:type="dxa"/>
+              <w:right w:w="150" w:type="dxa"/>
+            </w:tcMar>
+          </w:tcPr>
+          <w:p>
+            <w:r>
+              <w:rPr>
+                <w:b/>
+                <w:color w:val="276749"/>
+                <w:sz w:val="19"/>
+              </w:rPr>
+              <w:t xml:space="preserve">💡 Speed Hack / Trick: </w:t>
+            </w:r>
+            <w:r>
+              <w:rPr>
+                <w:color w:val="2D3748"/>
+                <w:sz w:val="19"/>
+              </w:rPr>
+              <w:t>Focus on high-yield formulas and standard limiting approximations tested in Redox Reactions PYQs.</w:t>
+            </w:r>
+          </w:p>
+        </w:tc>
+      </w:tr>
+    </w:tbl>
+    <w:p>
+      <w:pPr>
+        <w:spacing w:before="120" w:after="40"/>
+      </w:pPr>
+      <w:r>
+        <w:rPr>
+          <w:b/>
+          <w:color w:val="1A365D"/>
+          <w:sz w:val="19"/>
+        </w:rPr>
+        <w:t>Source PYQs testing this concept:</w:t>
+      </w:r>
+    </w:p>
+    <w:p>
+      <w:pPr>
+        <w:pStyle w:val="ListBullet"/>
+        <w:spacing w:after="40"/>
+      </w:pPr>
+      <w:r>
+        <w:rPr>
+          <w:b/>
+          <w:sz w:val="18"/>
+        </w:rPr>
+        <w:t xml:space="preserve">[2026 Morning Shift] Q#2 (MCQ): </w:t>
+      </w:r>
+      <w:r>
+        <w:rPr>
+          <w:sz w:val="18"/>
+        </w:rPr>
+        <w:t xml:space="preserve">"Given below are two statements: Statement (I): Oxidising power of halogens decreases in the order F_2 &gt; Cl_2 &gt; Br_2 &gt; I_2, which is the ba..."  </w:t>
+      </w:r>
+      <w:r>
+        <w:rPr>
+          <w:b/>
+          <w:color w:val="2B6CB0"/>
+          <w:sz w:val="18"/>
+        </w:rPr>
+        <w:t>[Ans: N/A]</w:t>
+      </w:r>
+    </w:p>
+    <w:p>
+      <w:pPr>
+        <w:pStyle w:val="ListBullet"/>
+        <w:spacing w:after="40"/>
+      </w:pPr>
+      <w:r>
+        <w:rPr>
+          <w:b/>
+          <w:sz w:val="18"/>
+        </w:rPr>
+        <w:t xml:space="preserve">[2025 Morning Shift] Q#3 (Numerical): </w:t>
+      </w:r>
+      <w:r>
+        <w:rPr>
+          <w:sz w:val="18"/>
+        </w:rPr>
+        <w:t xml:space="preserve">"Some CO_(2) gas was kept in a sealed container at a pressure of 1 atm and at 273 K . This entire amount of CO_(2) gas was later passed t..."  </w:t>
+      </w:r>
+      <w:r>
+        <w:rPr>
+          <w:b/>
+          <w:color w:val="2B6CB0"/>
+          <w:sz w:val="18"/>
+        </w:rPr>
+        <w:t>[Ans: 45]</w:t>
+      </w:r>
+    </w:p>
+    <w:p>
+      <w:pPr>
+        <w:pStyle w:val="ListBullet"/>
+        <w:spacing w:after="40"/>
+      </w:pPr>
+      <w:r>
+        <w:rPr>
+          <w:b/>
+          <w:sz w:val="18"/>
+        </w:rPr>
+        <w:t xml:space="preserve">[2024 Evening Shift] Q#3 (MCQ): </w:t>
+      </w:r>
+      <w:r>
+        <w:rPr>
+          <w:sz w:val="18"/>
+        </w:rPr>
+        <w:t xml:space="preserve">"The number of ions from the following that are expected to behave as oxidising agent is : Sn^4+,Sn^2+,Pb^2+,Tl^3+,Pb^4+,Tl^+..."  </w:t>
       </w:r>
       <w:r>
         <w:rPr>
@@ -662,6 +1390,154 @@
               <w:t>Solution Analysis:</w:t>
               <w:br/>
               <w:t>In acidic medium, KMnO_4 acts as a strong oxidising agent. So, we need to find which species in the given mixture can be oxidised further. The mixture contains 1 mole each of: FeC_2O_4 Fe_2(C_2O_4)_3 FeSO_4 Fe_2(SO_4)_3 Now let us examine each compound. 1. FeC_2O_4 This is ferrous oxalate, so it contains: Fe^2+ : can be oxidised to Fe^3+ C_2O_4^2- : can be oxidised to CO_2 Oxidation of Fe^2+ Fe^2+ → Fe^3+ + e^- So, 1 mole of Fe^2+ gives 1 mole electron. Oxidation of oxalate C_2O_4^2- → 2CO_2 + 2e^- So, 1 mole of C_2O_4^2- gives 2 moles electrons. Hence, 1 mole of FeC_2O_4 gives total electrons: 1 + 2 = 3 2. Fe_2(C_2O_4)_3 This contains: Fe^3+ : already in higher oxidation state, so no oxidation 3 oxalate ions: each can be oxidised Each oxalate ion gives 2 electrons, so 3 oxalates give: 3 × 2 = 6 Thus, 1 mole of Fe_2(C_2O_4)_3 gives 6 electrons. 3. FeSO_4 This contains: Fe^2+ : can be oxidised to Fe^3+ SO_4^2- : sulphur is already at maximum oxidation state +6, so no oxidation Thus, 1 mole of FeSO_4 gives: 1 electron 4. Fe_2(SO_4)_3 This contains: Fe^3+ : cannot be oxidised further here SO_4^2- : cannot be oxidised further So, electrons given: 0 Total electrons released 3 + 6 + 1 + 0 = 10 Electrons accepted by KMnO_4 in acidic medium In acidic medium: MnO_4^- + 8H^+ + 5e^- → Mn^2+ + 4H_2O So, 1 mole of KMnO_4 accepts 5 moles of electrons. Therefore, moles of KMnO_4 required: (10 / 5) = 2 Final answer \boxed2 So, the correct option is Option B .</w:t>
+            </w:r>
+          </w:p>
+        </w:tc>
+      </w:tr>
+    </w:tbl>
+    <w:p>
+      <w:pPr>
+        <w:spacing w:after="120"/>
+      </w:pPr>
+    </w:p>
+    <w:p>
+      <w:pPr>
+        <w:spacing w:before="160" w:after="40"/>
+      </w:pPr>
+      <w:r>
+        <w:rPr>
+          <w:b/>
+          <w:color w:val="1A365D"/>
+          <w:sz w:val="22"/>
+        </w:rPr>
+        <w:t>Benchmark Problem 2: JEE Main 2025 (Online) 4th April Morning Shift (Q#2)</w:t>
+      </w:r>
+    </w:p>
+    <w:p>
+      <w:pPr>
+        <w:spacing w:after="80"/>
+      </w:pPr>
+      <w:r>
+        <w:rPr>
+          <w:sz w:val="20"/>
+        </w:rPr>
+        <w:t>KMnO_(4) acts as an oxidising agent in acidic medium. ' X ' is the difference between the oxidation states of Mn in reactant and product. ' Y ' is the number of ' d ' electrons present in the brown red precipitate formed at the end of the acetate ion test with neutral ferric chloride. The value of X+Y is __________.</w:t>
+      </w:r>
+    </w:p>
+    <w:tbl>
+      <w:tblPr>
+        <w:tblW w:type="auto" w:w="0"/>
+        <w:jc w:val="center"/>
+        <w:tblLook w:firstColumn="1" w:firstRow="1" w:lastColumn="0" w:lastRow="0" w:noHBand="0" w:noVBand="1" w:val="04A0"/>
+      </w:tblPr>
+      <w:tblGrid>
+        <w:gridCol w:w="10080"/>
+      </w:tblGrid>
+      <w:tr>
+        <w:tc>
+          <w:tcPr>
+            <w:tcW w:type="dxa" w:w="10080"/>
+            <w:shd w:fill="F7FAFC"/>
+            <w:tcMar>
+              <w:top w:w="100" w:type="dxa"/>
+              <w:bottom w:w="100" w:type="dxa"/>
+              <w:left w:w="150" w:type="dxa"/>
+              <w:right w:w="150" w:type="dxa"/>
+            </w:tcMar>
+          </w:tcPr>
+          <w:p>
+            <w:r>
+              <w:rPr>
+                <w:b/>
+                <w:color w:val="1A365D"/>
+                <w:sz w:val="19"/>
+              </w:rPr>
+              <w:t>Correct Answer: 10</w:t>
+              <w:br/>
+            </w:r>
+            <w:r>
+              <w:rPr>
+                <w:color w:val="2D3748"/>
+                <w:sz w:val="18"/>
+              </w:rPr>
+              <w:t>Solution Analysis:</w:t>
+              <w:br/>
+              <w:t>X is difference in oxidation state. 7-2=5 So X=5 6CH_(3)COO°+Fe^3++H_(2)O → [Fe_(3)(OH_(2))(CH_(3)COO)_(6)]^⊕+2H^⊕ [Fe_(3)(OH)_(2)(CH_(3)COO)_(6)]^⊕+4H_(2)O → \undersetBrown red ppt[Fe(OH)_(2)(CH_(3)COO]+CH_(3)COOH+H^⊕ Fe^3+ ⇒ 3d^54s^0 contains 5 d electrons So Y=5 X+Y=5+5=10</w:t>
+            </w:r>
+          </w:p>
+        </w:tc>
+      </w:tr>
+    </w:tbl>
+    <w:p>
+      <w:pPr>
+        <w:spacing w:after="120"/>
+      </w:pPr>
+    </w:p>
+    <w:p>
+      <w:pPr>
+        <w:spacing w:before="160" w:after="40"/>
+      </w:pPr>
+      <w:r>
+        <w:rPr>
+          <w:b/>
+          <w:color w:val="1A365D"/>
+          <w:sz w:val="22"/>
+        </w:rPr>
+        <w:t>Benchmark Problem 3: JEE Main 2025 (Online) 22nd January Morning Shift (Q#3)</w:t>
+      </w:r>
+    </w:p>
+    <w:p>
+      <w:pPr>
+        <w:spacing w:after="80"/>
+      </w:pPr>
+      <w:r>
+        <w:rPr>
+          <w:sz w:val="20"/>
+        </w:rPr>
+        <w:t>Some CO_(2) gas was kept in a sealed container at a pressure of 1 atm and at 273 K . This entire amount of CO_(2) gas was later passed through an aqueous solution of Ca(OH)_(2) . The excess unreacted Ca(OH)_(2) was later neutralized with 0.1 M of 40 mL HCl . If the volume of the sealed container of CO_(2) was x , then x is ____________ cm^3 (nearest integer).</w:t>
+        <w:br/>
+        <w:t>[Given : The entire amount of CO_(2)(g) reacted with exactly half the initial amount of Ca(OH)_(2) present in the aqueous solution.]</w:t>
+      </w:r>
+    </w:p>
+    <w:tbl>
+      <w:tblPr>
+        <w:tblW w:type="auto" w:w="0"/>
+        <w:jc w:val="center"/>
+        <w:tblLook w:firstColumn="1" w:firstRow="1" w:lastColumn="0" w:lastRow="0" w:noHBand="0" w:noVBand="1" w:val="04A0"/>
+      </w:tblPr>
+      <w:tblGrid>
+        <w:gridCol w:w="10080"/>
+      </w:tblGrid>
+      <w:tr>
+        <w:tc>
+          <w:tcPr>
+            <w:tcW w:type="dxa" w:w="10080"/>
+            <w:shd w:fill="F7FAFC"/>
+            <w:tcMar>
+              <w:top w:w="100" w:type="dxa"/>
+              <w:bottom w:w="100" w:type="dxa"/>
+              <w:left w:w="150" w:type="dxa"/>
+              <w:right w:w="150" w:type="dxa"/>
+            </w:tcMar>
+          </w:tcPr>
+          <w:p>
+            <w:r>
+              <w:rPr>
+                <w:b/>
+                <w:color w:val="1A365D"/>
+                <w:sz w:val="19"/>
+              </w:rPr>
+              <w:t>Correct Answer: 45</w:t>
+              <w:br/>
+            </w:r>
+            <w:r>
+              <w:rPr>
+                <w:color w:val="2D3748"/>
+                <w:sz w:val="18"/>
+              </w:rPr>
+              <w:t>Solution Analysis:</w:t>
+              <w:br/>
+              <w:t>Let moles of CO_(2)=n moles of Ca(OH)_(2) total initially =2n excess Ca(OH)_(2)=n gm equivalent of Ca(OH)_(2)= gm equivalent of HCl n × 2=0.1 × (40 / 1000) × 1 n=2 × 10^-3 Volume of CO_(2)=2 × 10^-3 × 22400=44.8cm^3</w:t>
             </w:r>
           </w:p>
         </w:tc>

--- a/dist/exports/redox-reactions_revision_notes.docx
+++ b/dist/exports/redox-reactions_revision_notes.docx
@@ -209,7 +209,7 @@
               <w:rPr>
                 <w:sz w:val="19"/>
               </w:rPr>
-              <w:t>49 PYQs</w:t>
+              <w:t>38 PYQs</w:t>
             </w:r>
           </w:p>
         </w:tc>
@@ -276,7 +276,7 @@
                 <w:color w:val="2D3748"/>
                 <w:sz w:val="19"/>
               </w:rPr>
-              <w:t>Redox Reactions — Standard Calculations &amp; Problem Archetypes</w:t>
+              <w:t>Redox Reactions — Core Principles &amp; Governing Laws</w:t>
             </w:r>
           </w:p>
         </w:tc>
@@ -296,7 +296,7 @@
               <w:rPr>
                 <w:sz w:val="19"/>
               </w:rPr>
-              <w:t>27 PYQs</w:t>
+              <w:t>30 PYQs</w:t>
             </w:r>
           </w:p>
         </w:tc>
@@ -317,7 +317,7 @@
                 <w:color w:val="718096"/>
                 <w:sz w:val="19"/>
               </w:rPr>
-              <w:t>Quantitative Analysis</w:t>
+              <w:t>Core Principle</w:t>
             </w:r>
           </w:p>
         </w:tc>
@@ -363,7 +363,7 @@
                 <w:color w:val="2D3748"/>
                 <w:sz w:val="19"/>
               </w:rPr>
-              <w:t>Redox Reactions — Core Principles &amp; Governing Laws</w:t>
+              <w:t>Redox Reactions — Standard Calculations &amp; Problem Archetypes</w:t>
             </w:r>
           </w:p>
         </w:tc>
@@ -383,7 +383,7 @@
               <w:rPr>
                 <w:sz w:val="19"/>
               </w:rPr>
-              <w:t>9 PYQs</w:t>
+              <w:t>11 PYQs</w:t>
             </w:r>
           </w:p>
         </w:tc>
@@ -404,7 +404,7 @@
                 <w:color w:val="718096"/>
                 <w:sz w:val="19"/>
               </w:rPr>
-              <w:t>Core Principle</w:t>
+              <w:t>Quantitative Analysis</w:t>
             </w:r>
           </w:p>
         </w:tc>
@@ -526,7 +526,7 @@
                 <w:color w:val="2D3748"/>
                 <w:sz w:val="19"/>
               </w:rPr>
-              <w:t>H_{2}O_{2},ClO_{3}^{-},P_{4},Cl_{2},Cu^{+1},NO_{2}, \quad \mathrm{K}_2 \mathrm{Cr}_2 \mathrm{O}_7, \quad 2IO_{3}^{-}+xI^{-}+12H^{+} \rightarrow 6I_{2}+6H_{2}O</w:t>
+              <w:t>MnO_{2}, \quad KMnO_{4}, \quad 2Pb(NO_{3})_{2(s)} \rightarrow 2PbO_{(s)}+4NO_{2(g)}+O_{2(g)}</w:t>
             </w:r>
           </w:p>
         </w:tc>
@@ -550,7 +550,7 @@
                 <w:color w:val="1A365D"/>
                 <w:sz w:val="19"/>
               </w:rPr>
-              <w:t>Redox Reactions — Standard Calculations &amp; Problem Archetypes</w:t>
+              <w:t>Redox Reactions — Core Principles &amp; Governing Laws</w:t>
             </w:r>
           </w:p>
         </w:tc>
@@ -572,7 +572,7 @@
                 <w:color w:val="2D3748"/>
                 <w:sz w:val="19"/>
               </w:rPr>
-              <w:t>\frac{10}{5}, \quad 2IO_{3}^{-}+xI^{-}+12H^{+} \rightarrow 6I_{2}+6H_{2}O, \quad KMnO_{4}</w:t>
+              <w:t>ion = 0.04 Another formula of equivalence = n factor, \quad KMnO_{4}, \quad =20ml</w:t>
             </w:r>
           </w:p>
         </w:tc>
@@ -596,7 +596,7 @@
                 <w:color w:val="1A365D"/>
                 <w:sz w:val="19"/>
               </w:rPr>
-              <w:t>Redox Reactions — Core Principles &amp; Governing Laws</w:t>
+              <w:t>Redox Reactions — Standard Calculations &amp; Problem Archetypes</w:t>
             </w:r>
           </w:p>
         </w:tc>
@@ -618,7 +618,7 @@
                 <w:color w:val="2D3748"/>
                 <w:sz w:val="19"/>
               </w:rPr>
-              <w:t>=20ml, \quad Ca(OH)_{2}, \quad Sn^{4+},Sn^{2+},Pb^{2+},Tl^{3+},Pb^{4+},Tl^{+}</w:t>
+              <w:t>KMnO_{4}, \quad I_{2}, \quad \frac{N}{10}</w:t>
             </w:r>
           </w:p>
         </w:tc>
@@ -650,7 +650,7 @@
           <w:color w:val="2B6CB0"/>
           <w:sz w:val="24"/>
         </w:rPr>
-        <w:t>3.1 Redox Reactions — Applied Cases, Reactions &amp; Traps (Very High Yield — 49 PYQs)</w:t>
+        <w:t>3.1 Redox Reactions — Applied Cases, Reactions &amp; Traps (Very High Yield — 38 PYQs)</w:t>
       </w:r>
     </w:p>
     <w:p>
@@ -800,6 +800,187 @@
           <w:b/>
           <w:sz w:val="18"/>
         </w:rPr>
+        <w:t xml:space="preserve">[2026 Morning Shift] Q#2 (MCQ): </w:t>
+      </w:r>
+      <w:r>
+        <w:rPr>
+          <w:sz w:val="18"/>
+        </w:rPr>
+        <w:t xml:space="preserve">"Given below are two statements: Statement (I): Oxidising power of halogens decreases in the order F_2 &gt; Cl_2 &gt; Br_2 &gt; I_2, which is the ba..."  </w:t>
+      </w:r>
+      <w:r>
+        <w:rPr>
+          <w:b/>
+          <w:color w:val="2B6CB0"/>
+          <w:sz w:val="18"/>
+        </w:rPr>
+        <w:t>[Ans: N/A]</w:t>
+      </w:r>
+    </w:p>
+    <w:p>
+      <w:pPr>
+        <w:pStyle w:val="ListBullet"/>
+        <w:spacing w:after="40"/>
+      </w:pPr>
+      <w:r>
+        <w:rPr>
+          <w:b/>
+          <w:sz w:val="18"/>
+        </w:rPr>
+        <w:t xml:space="preserve">[2026 Evening Shift] Q#3 (MCQ): </w:t>
+      </w:r>
+      <w:r>
+        <w:rPr>
+          <w:sz w:val="18"/>
+        </w:rPr>
+        <w:t xml:space="preserve">"One mole of Cl_2(~g) was passed into 2 L of cold 2 M KOH solution. After the reaction, the concentrations of $\mathrm{Cl..."  </w:t>
+      </w:r>
+      <w:r>
+        <w:rPr>
+          <w:b/>
+          <w:color w:val="2B6CB0"/>
+          <w:sz w:val="18"/>
+        </w:rPr>
+        <w:t>[Ans: N/A]</w:t>
+      </w:r>
+    </w:p>
+    <w:p>
+      <w:pPr>
+        <w:spacing w:after="120"/>
+      </w:pPr>
+    </w:p>
+    <w:p>
+      <w:pPr>
+        <w:pStyle w:val="Heading2"/>
+      </w:pPr>
+      <w:r>
+        <w:rPr>
+          <w:color w:val="2B6CB0"/>
+          <w:sz w:val="24"/>
+        </w:rPr>
+        <w:t>3.2 Redox Reactions — Core Principles &amp; Governing Laws (Very High Yield — 30 PYQs)</w:t>
+      </w:r>
+    </w:p>
+    <w:p>
+      <w:r>
+        <w:rPr>
+          <w:b/>
+          <w:sz w:val="20"/>
+        </w:rPr>
+        <w:t xml:space="preserve">Core Principle: </w:t>
+      </w:r>
+      <w:r>
+        <w:rPr>
+          <w:sz w:val="20"/>
+        </w:rPr>
+        <w:t>Fundamental definitions, core postulates, and governing physical/chemical relations in Redox Reactions.</w:t>
+      </w:r>
+    </w:p>
+    <w:tbl>
+      <w:tblPr>
+        <w:tblW w:type="auto" w:w="0"/>
+        <w:jc w:val="center"/>
+        <w:tblLook w:firstColumn="1" w:firstRow="1" w:lastColumn="0" w:lastRow="0" w:noHBand="0" w:noVBand="1" w:val="04A0"/>
+      </w:tblPr>
+      <w:tblGrid>
+        <w:gridCol w:w="10080"/>
+      </w:tblGrid>
+      <w:tr>
+        <w:tc>
+          <w:tcPr>
+            <w:tcW w:type="dxa" w:w="10080"/>
+            <w:shd w:fill="FFF5F5"/>
+            <w:tcMar>
+              <w:top w:w="100" w:type="dxa"/>
+              <w:bottom w:w="100" w:type="dxa"/>
+              <w:left w:w="150" w:type="dxa"/>
+              <w:right w:w="150" w:type="dxa"/>
+            </w:tcMar>
+          </w:tcPr>
+          <w:p>
+            <w:r>
+              <w:rPr>
+                <w:b/>
+                <w:color w:val="C53030"/>
+                <w:sz w:val="19"/>
+              </w:rPr>
+              <w:t xml:space="preserve">⚠️ Common Trap / JEE Pitfall: </w:t>
+            </w:r>
+            <w:r>
+              <w:rPr>
+                <w:color w:val="2D3748"/>
+                <w:sz w:val="19"/>
+              </w:rPr>
+              <w:t>Carefully verify units, standard reference states, and sign conventions in Redox Reactions.</w:t>
+            </w:r>
+          </w:p>
+        </w:tc>
+      </w:tr>
+    </w:tbl>
+    <w:tbl>
+      <w:tblPr>
+        <w:tblW w:type="auto" w:w="0"/>
+        <w:jc w:val="center"/>
+        <w:tblLook w:firstColumn="1" w:firstRow="1" w:lastColumn="0" w:lastRow="0" w:noHBand="0" w:noVBand="1" w:val="04A0"/>
+      </w:tblPr>
+      <w:tblGrid>
+        <w:gridCol w:w="10080"/>
+      </w:tblGrid>
+      <w:tr>
+        <w:tc>
+          <w:tcPr>
+            <w:tcW w:type="dxa" w:w="10080"/>
+            <w:shd w:fill="F0FFF4"/>
+            <w:tcMar>
+              <w:top w:w="100" w:type="dxa"/>
+              <w:bottom w:w="100" w:type="dxa"/>
+              <w:left w:w="150" w:type="dxa"/>
+              <w:right w:w="150" w:type="dxa"/>
+            </w:tcMar>
+          </w:tcPr>
+          <w:p>
+            <w:r>
+              <w:rPr>
+                <w:b/>
+                <w:color w:val="276749"/>
+                <w:sz w:val="19"/>
+              </w:rPr>
+              <w:t xml:space="preserve">💡 Speed Hack / Trick: </w:t>
+            </w:r>
+            <w:r>
+              <w:rPr>
+                <w:color w:val="2D3748"/>
+                <w:sz w:val="19"/>
+              </w:rPr>
+              <w:t>Focus on high-yield formulas and standard limiting approximations tested in Redox Reactions PYQs.</w:t>
+            </w:r>
+          </w:p>
+        </w:tc>
+      </w:tr>
+    </w:tbl>
+    <w:p>
+      <w:pPr>
+        <w:spacing w:before="120" w:after="40"/>
+      </w:pPr>
+      <w:r>
+        <w:rPr>
+          <w:b/>
+          <w:color w:val="1A365D"/>
+          <w:sz w:val="19"/>
+        </w:rPr>
+        <w:t>Source PYQs testing this concept:</w:t>
+      </w:r>
+    </w:p>
+    <w:p>
+      <w:pPr>
+        <w:pStyle w:val="ListBullet"/>
+        <w:spacing w:after="40"/>
+      </w:pPr>
+      <w:r>
+        <w:rPr>
+          <w:b/>
+          <w:sz w:val="18"/>
+        </w:rPr>
         <w:t xml:space="preserve">[2026 Evening Shift] Q#1 (Numerical): </w:t>
       </w:r>
       <w:r>
@@ -846,6 +1027,33 @@
     </w:p>
     <w:p>
       <w:pPr>
+        <w:pStyle w:val="ListBullet"/>
+        <w:spacing w:after="40"/>
+      </w:pPr>
+      <w:r>
+        <w:rPr>
+          <w:b/>
+          <w:sz w:val="18"/>
+        </w:rPr>
+        <w:t xml:space="preserve">[2025 Morning Shift] Q#3 (Numerical): </w:t>
+      </w:r>
+      <w:r>
+        <w:rPr>
+          <w:sz w:val="18"/>
+        </w:rPr>
+        <w:t xml:space="preserve">"Some CO_(2) gas was kept in a sealed container at a pressure of 1 atm and at 273 K . This entire amount of CO_(2) gas was later passed t..."  </w:t>
+      </w:r>
+      <w:r>
+        <w:rPr>
+          <w:b/>
+          <w:color w:val="2B6CB0"/>
+          <w:sz w:val="18"/>
+        </w:rPr>
+        <w:t>[Ans: 45]</w:t>
+      </w:r>
+    </w:p>
+    <w:p>
+      <w:pPr>
         <w:spacing w:after="120"/>
       </w:pPr>
     </w:p>
@@ -858,7 +1066,7 @@
           <w:color w:val="2B6CB0"/>
           <w:sz w:val="24"/>
         </w:rPr>
-        <w:t>3.2 Redox Reactions — Standard Calculations &amp; Problem Archetypes (Very High Yield — 27 PYQs)</w:t>
+        <w:t>3.3 Redox Reactions — Standard Calculations &amp; Problem Archetypes (High Yield — 11 PYQs)</w:t>
       </w:r>
     </w:p>
     <w:p>
@@ -981,33 +1189,6 @@
           <w:b/>
           <w:sz w:val="18"/>
         </w:rPr>
-        <w:t xml:space="preserve">[2026 Evening Shift] Q#3 (MCQ): </w:t>
-      </w:r>
-      <w:r>
-        <w:rPr>
-          <w:sz w:val="18"/>
-        </w:rPr>
-        <w:t xml:space="preserve">"One mole of Cl_2(~g) was passed into 2 L of cold 2 M KOH solution. After the reaction, the concentrations of $\mathrm{Cl..."  </w:t>
-      </w:r>
-      <w:r>
-        <w:rPr>
-          <w:b/>
-          <w:color w:val="2B6CB0"/>
-          <w:sz w:val="18"/>
-        </w:rPr>
-        <w:t>[Ans: N/A]</w:t>
-      </w:r>
-    </w:p>
-    <w:p>
-      <w:pPr>
-        <w:pStyle w:val="ListBullet"/>
-        <w:spacing w:after="40"/>
-      </w:pPr>
-      <w:r>
-        <w:rPr>
-          <w:b/>
-          <w:sz w:val="18"/>
-        </w:rPr>
         <w:t xml:space="preserve">[2025 Evening Shift] Q#1 (MCQ): </w:t>
       </w:r>
       <w:r>
@@ -1035,13 +1216,13 @@
           <w:b/>
           <w:sz w:val="18"/>
         </w:rPr>
-        <w:t xml:space="preserve">[2025 Morning Shift] Q#2 (MCQ): </w:t>
+        <w:t xml:space="preserve">[2025 Morning Shift] Q#2 (Numerical): </w:t>
       </w:r>
       <w:r>
         <w:rPr>
           <w:sz w:val="18"/>
         </w:rPr>
-        <w:t xml:space="preserve">"Given below are two statements: Statement I: In the oxalic acid vs KMnO_(4) (in the presence of dil H_(2)SO_(4) ) titration the solution..."  </w:t>
+        <w:t xml:space="preserve">"KMnO_(4) acts as an oxidising agent in acidic medium. ' X ' is the difference between the oxidation states of Mn in reactant and product. ..."  </w:t>
       </w:r>
       <w:r>
         <w:rPr>
@@ -1049,134 +1230,7 @@
           <w:color w:val="2B6CB0"/>
           <w:sz w:val="18"/>
         </w:rPr>
-        <w:t>[Ans: N/A]</w:t>
-      </w:r>
-    </w:p>
-    <w:p>
-      <w:pPr>
-        <w:spacing w:after="120"/>
-      </w:pPr>
-    </w:p>
-    <w:p>
-      <w:pPr>
-        <w:pStyle w:val="Heading2"/>
-      </w:pPr>
-      <w:r>
-        <w:rPr>
-          <w:color w:val="2B6CB0"/>
-          <w:sz w:val="24"/>
-        </w:rPr>
-        <w:t>3.3 Redox Reactions — Core Principles &amp; Governing Laws (High Yield — 9 PYQs)</w:t>
-      </w:r>
-    </w:p>
-    <w:p>
-      <w:r>
-        <w:rPr>
-          <w:b/>
-          <w:sz w:val="20"/>
-        </w:rPr>
-        <w:t xml:space="preserve">Core Principle: </w:t>
-      </w:r>
-      <w:r>
-        <w:rPr>
-          <w:sz w:val="20"/>
-        </w:rPr>
-        <w:t>Fundamental definitions, core postulates, and governing physical/chemical relations in Redox Reactions.</w:t>
-      </w:r>
-    </w:p>
-    <w:tbl>
-      <w:tblPr>
-        <w:tblW w:type="auto" w:w="0"/>
-        <w:jc w:val="center"/>
-        <w:tblLook w:firstColumn="1" w:firstRow="1" w:lastColumn="0" w:lastRow="0" w:noHBand="0" w:noVBand="1" w:val="04A0"/>
-      </w:tblPr>
-      <w:tblGrid>
-        <w:gridCol w:w="10080"/>
-      </w:tblGrid>
-      <w:tr>
-        <w:tc>
-          <w:tcPr>
-            <w:tcW w:type="dxa" w:w="10080"/>
-            <w:shd w:fill="FFF5F5"/>
-            <w:tcMar>
-              <w:top w:w="100" w:type="dxa"/>
-              <w:bottom w:w="100" w:type="dxa"/>
-              <w:left w:w="150" w:type="dxa"/>
-              <w:right w:w="150" w:type="dxa"/>
-            </w:tcMar>
-          </w:tcPr>
-          <w:p>
-            <w:r>
-              <w:rPr>
-                <w:b/>
-                <w:color w:val="C53030"/>
-                <w:sz w:val="19"/>
-              </w:rPr>
-              <w:t xml:space="preserve">⚠️ Common Trap / JEE Pitfall: </w:t>
-            </w:r>
-            <w:r>
-              <w:rPr>
-                <w:color w:val="2D3748"/>
-                <w:sz w:val="19"/>
-              </w:rPr>
-              <w:t>Carefully verify units, standard reference states, and sign conventions in Redox Reactions.</w:t>
-            </w:r>
-          </w:p>
-        </w:tc>
-      </w:tr>
-    </w:tbl>
-    <w:tbl>
-      <w:tblPr>
-        <w:tblW w:type="auto" w:w="0"/>
-        <w:jc w:val="center"/>
-        <w:tblLook w:firstColumn="1" w:firstRow="1" w:lastColumn="0" w:lastRow="0" w:noHBand="0" w:noVBand="1" w:val="04A0"/>
-      </w:tblPr>
-      <w:tblGrid>
-        <w:gridCol w:w="10080"/>
-      </w:tblGrid>
-      <w:tr>
-        <w:tc>
-          <w:tcPr>
-            <w:tcW w:type="dxa" w:w="10080"/>
-            <w:shd w:fill="F0FFF4"/>
-            <w:tcMar>
-              <w:top w:w="100" w:type="dxa"/>
-              <w:bottom w:w="100" w:type="dxa"/>
-              <w:left w:w="150" w:type="dxa"/>
-              <w:right w:w="150" w:type="dxa"/>
-            </w:tcMar>
-          </w:tcPr>
-          <w:p>
-            <w:r>
-              <w:rPr>
-                <w:b/>
-                <w:color w:val="276749"/>
-                <w:sz w:val="19"/>
-              </w:rPr>
-              <w:t xml:space="preserve">💡 Speed Hack / Trick: </w:t>
-            </w:r>
-            <w:r>
-              <w:rPr>
-                <w:color w:val="2D3748"/>
-                <w:sz w:val="19"/>
-              </w:rPr>
-              <w:t>Focus on high-yield formulas and standard limiting approximations tested in Redox Reactions PYQs.</w:t>
-            </w:r>
-          </w:p>
-        </w:tc>
-      </w:tr>
-    </w:tbl>
-    <w:p>
-      <w:pPr>
-        <w:spacing w:before="120" w:after="40"/>
-      </w:pPr>
-      <w:r>
-        <w:rPr>
-          <w:b/>
-          <w:color w:val="1A365D"/>
-          <w:sz w:val="19"/>
-        </w:rPr>
-        <w:t>Source PYQs testing this concept:</w:t>
+        <w:t>[Ans: 10]</w:t>
       </w:r>
     </w:p>
     <w:p>
@@ -1189,13 +1243,13 @@
           <w:b/>
           <w:sz w:val="18"/>
         </w:rPr>
-        <w:t xml:space="preserve">[2026 Morning Shift] Q#2 (MCQ): </w:t>
+        <w:t xml:space="preserve">[2024 Morning Shift] Q#4 (Numerical): </w:t>
       </w:r>
       <w:r>
         <w:rPr>
           <w:sz w:val="18"/>
         </w:rPr>
-        <w:t xml:space="preserve">"Given below are two statements: Statement (I): Oxidising power of halogens decreases in the order F_2 &gt; Cl_2 &gt; Br_2 &gt; I_2, which is the ba..."  </w:t>
+        <w:t xml:space="preserve">"2MnO_(4)^-+bI^-+cH_(2)O → xI_(2)+yMnO_(2)+zbar(O)H If the above equation is balanced with integer coefficients, the value o..."  </w:t>
       </w:r>
       <w:r>
         <w:rPr>
@@ -1203,61 +1257,7 @@
           <w:color w:val="2B6CB0"/>
           <w:sz w:val="18"/>
         </w:rPr>
-        <w:t>[Ans: N/A]</w:t>
-      </w:r>
-    </w:p>
-    <w:p>
-      <w:pPr>
-        <w:pStyle w:val="ListBullet"/>
-        <w:spacing w:after="40"/>
-      </w:pPr>
-      <w:r>
-        <w:rPr>
-          <w:b/>
-          <w:sz w:val="18"/>
-        </w:rPr>
-        <w:t xml:space="preserve">[2025 Morning Shift] Q#3 (Numerical): </w:t>
-      </w:r>
-      <w:r>
-        <w:rPr>
-          <w:sz w:val="18"/>
-        </w:rPr>
-        <w:t xml:space="preserve">"Some CO_(2) gas was kept in a sealed container at a pressure of 1 atm and at 273 K . This entire amount of CO_(2) gas was later passed t..."  </w:t>
-      </w:r>
-      <w:r>
-        <w:rPr>
-          <w:b/>
-          <w:color w:val="2B6CB0"/>
-          <w:sz w:val="18"/>
-        </w:rPr>
-        <w:t>[Ans: 45]</w:t>
-      </w:r>
-    </w:p>
-    <w:p>
-      <w:pPr>
-        <w:pStyle w:val="ListBullet"/>
-        <w:spacing w:after="40"/>
-      </w:pPr>
-      <w:r>
-        <w:rPr>
-          <w:b/>
-          <w:sz w:val="18"/>
-        </w:rPr>
-        <w:t xml:space="preserve">[2024 Evening Shift] Q#3 (MCQ): </w:t>
-      </w:r>
-      <w:r>
-        <w:rPr>
-          <w:sz w:val="18"/>
-        </w:rPr>
-        <w:t xml:space="preserve">"The number of ions from the following that are expected to behave as oxidising agent is : Sn^4+,Sn^2+,Pb^2+,Tl^3+,Pb^4+,Tl^+..."  </w:t>
-      </w:r>
-      <w:r>
-        <w:rPr>
-          <w:b/>
-          <w:color w:val="2B6CB0"/>
-          <w:sz w:val="18"/>
-        </w:rPr>
-        <w:t>[Ans: N/A]</w:t>
+        <w:t>[Ans: 8]</w:t>
       </w:r>
     </w:p>
     <w:p>
@@ -1410,7 +1410,80 @@
           <w:color w:val="1A365D"/>
           <w:sz w:val="22"/>
         </w:rPr>
-        <w:t>Benchmark Problem 2: JEE Main 2025 (Online) 4th April Morning Shift (Q#2)</w:t>
+        <w:t>Benchmark Problem 2: JEE Main 2026 (Online) 23rd January Evening Shift (Q#1)</w:t>
+      </w:r>
+    </w:p>
+    <w:p>
+      <w:pPr>
+        <w:spacing w:after="80"/>
+      </w:pPr>
+      <w:r>
+        <w:rPr>
+          <w:sz w:val="20"/>
+        </w:rPr>
+        <w:t>200 cc of x × 10^-3M potassium dichromate is required to oxidise 750 cc of 0.6 M Mohr's salt solution in acidic medium. Here x= ____ .</w:t>
+      </w:r>
+    </w:p>
+    <w:tbl>
+      <w:tblPr>
+        <w:tblW w:type="auto" w:w="0"/>
+        <w:jc w:val="center"/>
+        <w:tblLook w:firstColumn="1" w:firstRow="1" w:lastColumn="0" w:lastRow="0" w:noHBand="0" w:noVBand="1" w:val="04A0"/>
+      </w:tblPr>
+      <w:tblGrid>
+        <w:gridCol w:w="10080"/>
+      </w:tblGrid>
+      <w:tr>
+        <w:tc>
+          <w:tcPr>
+            <w:tcW w:type="dxa" w:w="10080"/>
+            <w:shd w:fill="F7FAFC"/>
+            <w:tcMar>
+              <w:top w:w="100" w:type="dxa"/>
+              <w:bottom w:w="100" w:type="dxa"/>
+              <w:left w:w="150" w:type="dxa"/>
+              <w:right w:w="150" w:type="dxa"/>
+            </w:tcMar>
+          </w:tcPr>
+          <w:p>
+            <w:r>
+              <w:rPr>
+                <w:b/>
+                <w:color w:val="1A365D"/>
+                <w:sz w:val="19"/>
+              </w:rPr>
+              <w:t>Correct Answer: 375</w:t>
+              <w:br/>
+            </w:r>
+            <w:r>
+              <w:rPr>
+                <w:color w:val="2D3748"/>
+                <w:sz w:val="18"/>
+              </w:rPr>
+              <w:t>Solution Analysis:</w:t>
+              <w:br/>
+              <w:t>In acidic medium, dichromate oxidises Fe^2+ to Fe^3+ . Half-reactions (NCERT method): Cr_(2)O_(7)^2-+14H^++6e^- → 2Cr^3++7H_(2)O Fe^2+ → Fe^3++e^- So, 1 mole of Cr_(2)O_(7)^2- oxidises 6 moles of Fe^2+ . Step 1: Moles of Fe^2+ in Mohr’s salt solution Volume =750cc=0.75L , Molarity =0.6M n(Fe^2+)=0.75 × 0.6=0.45mol Step 2: Moles of K_(2)Cr_(2)O_(7) required n(K_(2)Cr_(2)O_(7))=(0.45 / 6)=0.075mol Step 3: Use given dichromate solution data Volume =200cc=0.2L , Molarity =x × 10^-3M n=0.2 × x × 10^-3=2 × 10^-4x Equate moles: 2 × 10^-4x=0.075 x=\frac0.0752 × 10^-4=375 x=375</w:t>
+            </w:r>
+          </w:p>
+        </w:tc>
+      </w:tr>
+    </w:tbl>
+    <w:p>
+      <w:pPr>
+        <w:spacing w:after="120"/>
+      </w:pPr>
+    </w:p>
+    <w:p>
+      <w:pPr>
+        <w:spacing w:before="160" w:after="40"/>
+      </w:pPr>
+      <w:r>
+        <w:rPr>
+          <w:b/>
+          <w:color w:val="1A365D"/>
+          <w:sz w:val="22"/>
+        </w:rPr>
+        <w:t>Benchmark Problem 3: JEE Main 2025 (Online) 4th April Morning Shift (Q#2)</w:t>
       </w:r>
     </w:p>
     <w:p>
@@ -1463,81 +1536,6 @@
               <w:t>Solution Analysis:</w:t>
               <w:br/>
               <w:t>X is difference in oxidation state. 7-2=5 So X=5 6CH_(3)COO°+Fe^3++H_(2)O → [Fe_(3)(OH_(2))(CH_(3)COO)_(6)]^⊕+2H^⊕ [Fe_(3)(OH)_(2)(CH_(3)COO)_(6)]^⊕+4H_(2)O → \undersetBrown red ppt[Fe(OH)_(2)(CH_(3)COO]+CH_(3)COOH+H^⊕ Fe^3+ ⇒ 3d^54s^0 contains 5 d electrons So Y=5 X+Y=5+5=10</w:t>
-            </w:r>
-          </w:p>
-        </w:tc>
-      </w:tr>
-    </w:tbl>
-    <w:p>
-      <w:pPr>
-        <w:spacing w:after="120"/>
-      </w:pPr>
-    </w:p>
-    <w:p>
-      <w:pPr>
-        <w:spacing w:before="160" w:after="40"/>
-      </w:pPr>
-      <w:r>
-        <w:rPr>
-          <w:b/>
-          <w:color w:val="1A365D"/>
-          <w:sz w:val="22"/>
-        </w:rPr>
-        <w:t>Benchmark Problem 3: JEE Main 2025 (Online) 22nd January Morning Shift (Q#3)</w:t>
-      </w:r>
-    </w:p>
-    <w:p>
-      <w:pPr>
-        <w:spacing w:after="80"/>
-      </w:pPr>
-      <w:r>
-        <w:rPr>
-          <w:sz w:val="20"/>
-        </w:rPr>
-        <w:t>Some CO_(2) gas was kept in a sealed container at a pressure of 1 atm and at 273 K . This entire amount of CO_(2) gas was later passed through an aqueous solution of Ca(OH)_(2) . The excess unreacted Ca(OH)_(2) was later neutralized with 0.1 M of 40 mL HCl . If the volume of the sealed container of CO_(2) was x , then x is ____________ cm^3 (nearest integer).</w:t>
-        <w:br/>
-        <w:t>[Given : The entire amount of CO_(2)(g) reacted with exactly half the initial amount of Ca(OH)_(2) present in the aqueous solution.]</w:t>
-      </w:r>
-    </w:p>
-    <w:tbl>
-      <w:tblPr>
-        <w:tblW w:type="auto" w:w="0"/>
-        <w:jc w:val="center"/>
-        <w:tblLook w:firstColumn="1" w:firstRow="1" w:lastColumn="0" w:lastRow="0" w:noHBand="0" w:noVBand="1" w:val="04A0"/>
-      </w:tblPr>
-      <w:tblGrid>
-        <w:gridCol w:w="10080"/>
-      </w:tblGrid>
-      <w:tr>
-        <w:tc>
-          <w:tcPr>
-            <w:tcW w:type="dxa" w:w="10080"/>
-            <w:shd w:fill="F7FAFC"/>
-            <w:tcMar>
-              <w:top w:w="100" w:type="dxa"/>
-              <w:bottom w:w="100" w:type="dxa"/>
-              <w:left w:w="150" w:type="dxa"/>
-              <w:right w:w="150" w:type="dxa"/>
-            </w:tcMar>
-          </w:tcPr>
-          <w:p>
-            <w:r>
-              <w:rPr>
-                <w:b/>
-                <w:color w:val="1A365D"/>
-                <w:sz w:val="19"/>
-              </w:rPr>
-              <w:t>Correct Answer: 45</w:t>
-              <w:br/>
-            </w:r>
-            <w:r>
-              <w:rPr>
-                <w:color w:val="2D3748"/>
-                <w:sz w:val="18"/>
-              </w:rPr>
-              <w:t>Solution Analysis:</w:t>
-              <w:br/>
-              <w:t>Let moles of CO_(2)=n moles of Ca(OH)_(2) total initially =2n excess Ca(OH)_(2)=n gm equivalent of Ca(OH)_(2)= gm equivalent of HCl n × 2=0.1 × (40 / 1000) × 1 n=2 × 10^-3 Volume of CO_(2)=2 × 10^-3 × 22400=44.8cm^3</w:t>
             </w:r>
           </w:p>
         </w:tc>
